--- a/public/data/notice/프로젝트계획서양식.docx
+++ b/public/data/notice/프로젝트계획서양식.docx
@@ -16,7 +16,7 @@
           <w:sz w:val="28"/>
           <w:szCs w:val="28"/>
         </w:rPr>
-        <w:t>FINDS Lab 학부 연구인턴 3기</w:t>
+        <w:t>FINDS Lab 학부 연구인턴 4기</w:t>
       </w:r>
     </w:p>
     <w:p>
@@ -720,7 +720,7 @@
                 <w:sz w:val="20"/>
                 <w:szCs w:val="20"/>
               </w:rPr>
-              <w:t>예) 2026.06.28 ~ 2026.08.31</w:t>
+              <w:t>예) 2026.12.28 ~ 2027.02.28</w:t>
             </w:r>
           </w:p>
         </w:tc>
@@ -1429,7 +1429,7 @@
           <w:sz w:val="18"/>
           <w:szCs w:val="18"/>
         </w:rPr>
-        <w:t xml:space="preserve">※ 어떤 데이터를 어디서 어떻게 받을 것인지만 간단히 정리해 주세요. </w:t>
+        <w:t>※ 본 인턴십은 데이터를 확보한 상태에서 시작하는 것을 전제로 합니다. 어떤 데이터를 어디서 어떻게 받는지와 함께 현재 확보 상태, 기간·규모, 주요 변수를 적어 주세요. 여러 데이터를 결합할 경우 데이터별로 표를 복사해 작성하고, 결합 기준(날짜·지역·종목코드 등)도 함께 적습니다. 전처리·분석 방법은 진행 중에 함께 다듬을 예정입니다.</w:t>
       </w:r>
       <w:proofErr w:type="spellStart"/>
       <w:r>
@@ -1440,7 +1440,6 @@
           <w:sz w:val="18"/>
           <w:szCs w:val="18"/>
         </w:rPr>
-        <w:t>전처리</w:t>
       </w:r>
       <w:proofErr w:type="spellEnd"/>
       <w:r>
@@ -1451,7 +1450,6 @@
           <w:sz w:val="18"/>
           <w:szCs w:val="18"/>
         </w:rPr>
-        <w:t>·분석 방법은 진행 중에 함께 다듬을 예정입니다.</w:t>
       </w:r>
     </w:p>
     <w:tbl>
@@ -1980,6 +1978,246 @@
           </w:p>
         </w:tc>
       </w:tr>
+      <w:tr>
+        <w:tblPrEx>
+          <w:tblCellMar>
+            <w:top w:w="0" w:type="dxa"/>
+            <w:bottom w:w="0" w:type="dxa"/>
+          </w:tblCellMar>
+        </w:tblPrEx>
+        <w:tc>
+          <w:tcPr>
+            <w:tcW w:w="1900" w:type="dxa"/>
+            <w:tcBorders>
+              <w:top w:val="single" w:sz="4" w:space="0" w:color="BFBFBF"/>
+              <w:left w:val="single" w:sz="4" w:space="0" w:color="BFBFBF"/>
+              <w:bottom w:val="single" w:sz="4" w:space="0" w:color="BFBFBF"/>
+              <w:right w:val="single" w:sz="4" w:space="0" w:color="BFBFBF"/>
+            </w:tcBorders>
+            <w:shd w:val="clear" w:color="auto" w:fill="F2F2F2"/>
+            <w:tcMar>
+              <w:top w:w="100" w:type="dxa"/>
+              <w:left w:w="140" w:type="dxa"/>
+              <w:bottom w:w="100" w:type="dxa"/>
+              <w:right w:w="140" w:type="dxa"/>
+            </w:tcMar>
+            <w:vAlign w:val="center"/>
+          </w:tcPr>
+          <w:p>
+            <w:pPr>
+              <w:jc w:val="center"/>
+              <w:rPr>
+                <w:color w:val="000000" w:themeColor="text1"/>
+              </w:rPr>
+            </w:pPr>
+            <w:r>
+              <w:rPr>
+                <w:b/>
+                <w:bCs/>
+                <w:color w:val="000000" w:themeColor="text1"/>
+                <w:sz w:val="20"/>
+                <w:szCs w:val="20"/>
+              </w:rPr>
+              <w:t>확보 상태</w:t>
+            </w:r>
+          </w:p>
+        </w:tc>
+        <w:tc>
+          <w:tcPr>
+            <w:tcW w:w="7460" w:type="dxa"/>
+            <w:tcBorders>
+              <w:top w:val="single" w:sz="4" w:space="0" w:color="BFBFBF"/>
+              <w:left w:val="single" w:sz="4" w:space="0" w:color="BFBFBF"/>
+              <w:bottom w:val="single" w:sz="4" w:space="0" w:color="BFBFBF"/>
+              <w:right w:val="single" w:sz="4" w:space="0" w:color="BFBFBF"/>
+            </w:tcBorders>
+            <w:tcMar>
+              <w:top w:w="100" w:type="dxa"/>
+              <w:left w:w="140" w:type="dxa"/>
+              <w:bottom w:w="100" w:type="dxa"/>
+              <w:right w:w="140" w:type="dxa"/>
+            </w:tcMar>
+            <w:vAlign w:val="center"/>
+          </w:tcPr>
+          <w:p>
+            <w:pPr>
+              <w:rPr>
+                <w:color w:val="000000" w:themeColor="text1"/>
+              </w:rPr>
+            </w:pPr>
+            <w:r>
+              <w:rPr>
+                <w:i/>
+                <w:iCs/>
+                <w:color w:val="000000" w:themeColor="text1"/>
+                <w:sz w:val="18"/>
+                <w:szCs w:val="18"/>
+              </w:rPr>
+              <w:t>예) 확보 완료 / 샘플 확인 완료 / 활동 시작(12/28) 전 확보 예정</w:t>
+            </w:r>
+          </w:p>
+        </w:tc>
+      </w:tr>
+      <w:tr>
+        <w:tblPrEx>
+          <w:tblCellMar>
+            <w:top w:w="0" w:type="dxa"/>
+            <w:bottom w:w="0" w:type="dxa"/>
+          </w:tblCellMar>
+        </w:tblPrEx>
+        <w:tc>
+          <w:tcPr>
+            <w:tcW w:w="1900" w:type="dxa"/>
+            <w:tcBorders>
+              <w:top w:val="single" w:sz="4" w:space="0" w:color="BFBFBF"/>
+              <w:left w:val="single" w:sz="4" w:space="0" w:color="BFBFBF"/>
+              <w:bottom w:val="single" w:sz="4" w:space="0" w:color="BFBFBF"/>
+              <w:right w:val="single" w:sz="4" w:space="0" w:color="BFBFBF"/>
+            </w:tcBorders>
+            <w:shd w:val="clear" w:color="auto" w:fill="F2F2F2"/>
+            <w:tcMar>
+              <w:top w:w="100" w:type="dxa"/>
+              <w:left w:w="140" w:type="dxa"/>
+              <w:bottom w:w="100" w:type="dxa"/>
+              <w:right w:w="140" w:type="dxa"/>
+            </w:tcMar>
+            <w:vAlign w:val="center"/>
+          </w:tcPr>
+          <w:p>
+            <w:pPr>
+              <w:jc w:val="center"/>
+              <w:rPr>
+                <w:color w:val="000000" w:themeColor="text1"/>
+              </w:rPr>
+            </w:pPr>
+            <w:r>
+              <w:rPr>
+                <w:b/>
+                <w:bCs/>
+                <w:color w:val="000000" w:themeColor="text1"/>
+                <w:sz w:val="20"/>
+                <w:szCs w:val="20"/>
+              </w:rPr>
+              <w:t>기간 · 규모</w:t>
+            </w:r>
+          </w:p>
+        </w:tc>
+        <w:tc>
+          <w:tcPr>
+            <w:tcW w:w="7460" w:type="dxa"/>
+            <w:tcBorders>
+              <w:top w:val="single" w:sz="4" w:space="0" w:color="BFBFBF"/>
+              <w:left w:val="single" w:sz="4" w:space="0" w:color="BFBFBF"/>
+              <w:bottom w:val="single" w:sz="4" w:space="0" w:color="BFBFBF"/>
+              <w:right w:val="single" w:sz="4" w:space="0" w:color="BFBFBF"/>
+            </w:tcBorders>
+            <w:tcMar>
+              <w:top w:w="100" w:type="dxa"/>
+              <w:left w:w="140" w:type="dxa"/>
+              <w:bottom w:w="100" w:type="dxa"/>
+              <w:right w:w="140" w:type="dxa"/>
+            </w:tcMar>
+            <w:vAlign w:val="center"/>
+          </w:tcPr>
+          <w:p>
+            <w:pPr>
+              <w:rPr>
+                <w:color w:val="000000" w:themeColor="text1"/>
+              </w:rPr>
+            </w:pPr>
+            <w:r>
+              <w:rPr>
+                <w:i/>
+                <w:iCs/>
+                <w:color w:val="000000" w:themeColor="text1"/>
+                <w:sz w:val="18"/>
+                <w:szCs w:val="18"/>
+              </w:rPr>
+              <w:t>예) 2015.01 ~ 2025.12, 일별, 200개 종목 × 약 2,700거래일</w:t>
+            </w:r>
+          </w:p>
+        </w:tc>
+      </w:tr>
+      <w:tr>
+        <w:tblPrEx>
+          <w:tblCellMar>
+            <w:top w:w="0" w:type="dxa"/>
+            <w:bottom w:w="0" w:type="dxa"/>
+          </w:tblCellMar>
+        </w:tblPrEx>
+        <w:tc>
+          <w:tcPr>
+            <w:tcW w:w="1900" w:type="dxa"/>
+            <w:tcBorders>
+              <w:top w:val="single" w:sz="4" w:space="0" w:color="BFBFBF"/>
+              <w:left w:val="single" w:sz="4" w:space="0" w:color="BFBFBF"/>
+              <w:bottom w:val="single" w:sz="4" w:space="0" w:color="BFBFBF"/>
+              <w:right w:val="single" w:sz="4" w:space="0" w:color="BFBFBF"/>
+            </w:tcBorders>
+            <w:shd w:val="clear" w:color="auto" w:fill="F2F2F2"/>
+            <w:tcMar>
+              <w:top w:w="100" w:type="dxa"/>
+              <w:left w:w="140" w:type="dxa"/>
+              <w:bottom w:w="100" w:type="dxa"/>
+              <w:right w:w="140" w:type="dxa"/>
+            </w:tcMar>
+            <w:vAlign w:val="center"/>
+          </w:tcPr>
+          <w:p>
+            <w:pPr>
+              <w:jc w:val="center"/>
+              <w:rPr>
+                <w:color w:val="000000" w:themeColor="text1"/>
+              </w:rPr>
+            </w:pPr>
+            <w:r>
+              <w:rPr>
+                <w:b/>
+                <w:bCs/>
+                <w:color w:val="000000" w:themeColor="text1"/>
+                <w:sz w:val="20"/>
+                <w:szCs w:val="20"/>
+              </w:rPr>
+              <w:t>주요 변수</w:t>
+            </w:r>
+          </w:p>
+        </w:tc>
+        <w:tc>
+          <w:tcPr>
+            <w:tcW w:w="7460" w:type="dxa"/>
+            <w:tcBorders>
+              <w:top w:val="single" w:sz="4" w:space="0" w:color="BFBFBF"/>
+              <w:left w:val="single" w:sz="4" w:space="0" w:color="BFBFBF"/>
+              <w:bottom w:val="single" w:sz="4" w:space="0" w:color="BFBFBF"/>
+              <w:right w:val="single" w:sz="4" w:space="0" w:color="BFBFBF"/>
+            </w:tcBorders>
+            <w:tcMar>
+              <w:top w:w="100" w:type="dxa"/>
+              <w:left w:w="140" w:type="dxa"/>
+              <w:bottom w:w="100" w:type="dxa"/>
+              <w:right w:w="140" w:type="dxa"/>
+            </w:tcMar>
+            <w:vAlign w:val="center"/>
+          </w:tcPr>
+          <w:p>
+            <w:pPr>
+              <w:rPr>
+                <w:color w:val="000000" w:themeColor="text1"/>
+              </w:rPr>
+            </w:pPr>
+            <w:r>
+              <w:rPr>
+                <w:i/>
+                <w:iCs/>
+                <w:color w:val="000000" w:themeColor="text1"/>
+                <w:sz w:val="18"/>
+                <w:szCs w:val="18"/>
+              </w:rPr>
+              <w:t>예) 종가, 거래량, 시가총액 (다른 데이터와 결합 시 기준: 날짜 · 종목코드)</w:t>
+            </w:r>
+          </w:p>
+        </w:tc>
+      </w:tr>
     </w:tbl>
     <w:p>
       <w:pPr>
@@ -2165,7 +2403,7 @@
           <w:sz w:val="26"/>
           <w:szCs w:val="26"/>
         </w:rPr>
-        <w:t>7. 추진 일정 (2026.06.28 ~ 2026.08.31)</w:t>
+        <w:t>7. 추진 일정 (2026.12.28 ~ 2027.02.28)</w:t>
       </w:r>
     </w:p>
     <w:p>
@@ -2387,7 +2625,7 @@
                 <w:sz w:val="18"/>
                 <w:szCs w:val="18"/>
               </w:rPr>
-              <w:t>(6/28 ~ 7/12)</w:t>
+              <w:t>(12/28 ~ 1/10)</w:t>
             </w:r>
           </w:p>
         </w:tc>
@@ -2420,7 +2658,7 @@
                 <w:sz w:val="20"/>
                 <w:szCs w:val="20"/>
               </w:rPr>
-              <w:t>예) 선행 연구 조사, 데이터 수집 및 EDA, 문제 정의 확정</w:t>
+              <w:t>예) 확보한 데이터 점검·전처리 및 EDA, 선행 연구 조사, 문제 정의 확정</w:t>
             </w:r>
           </w:p>
         </w:tc>
@@ -2514,7 +2752,7 @@
                 <w:sz w:val="18"/>
                 <w:szCs w:val="18"/>
               </w:rPr>
-              <w:t>(7/13 ~ 7/26)</w:t>
+              <w:t>(1/11 ~ 1/24)</w:t>
             </w:r>
           </w:p>
         </w:tc>
@@ -2641,7 +2879,7 @@
                 <w:sz w:val="18"/>
                 <w:szCs w:val="18"/>
               </w:rPr>
-              <w:t>(7/27 ~ 8/9)</w:t>
+              <w:t>(1/25 ~ 2/7)</w:t>
             </w:r>
           </w:p>
         </w:tc>
@@ -2768,7 +3006,7 @@
                 <w:sz w:val="18"/>
                 <w:szCs w:val="18"/>
               </w:rPr>
-              <w:t>(8/10 ~ 8/23)</w:t>
+              <w:t>(2/8 ~ 2/21)</w:t>
             </w:r>
           </w:p>
         </w:tc>
@@ -2895,7 +3133,7 @@
                 <w:sz w:val="18"/>
                 <w:szCs w:val="18"/>
               </w:rPr>
-              <w:t>(8/24 ~ 8/31)</w:t>
+              <w:t>(2/22 ~ 2/28)</w:t>
             </w:r>
           </w:p>
         </w:tc>
@@ -3133,7 +3371,7 @@
           <w:sz w:val="18"/>
           <w:szCs w:val="18"/>
         </w:rPr>
-        <w:t>※ 팀원별로 활동 가능 기간·주당 가용 시간·역량을 작성해 주세요. 활동 가능 기간은 6/28 ~ 8/31 범위 안에서 본인이 실제로 참여할 수 있는 기간(휴가 등 제외)을 적습니다. 개인 지원 시 팀원 1 칸만 작성하시면 되고, 팀원이 4명 이상인 경우 행을 복사해 추가해 주세요. 부족한 부분은 학습 계획으로 보완할 수 있습니다.</w:t>
+        <w:t>※ 팀원별로 활동 가능 기간·주당 가용 시간·역량을 작성해 주세요. 활동 가능 기간은 12/28 ~ 2/28 범위 안에서 본인이 실제로 참여할 수 있는 기간(휴가 등 제외)을 적습니다. 개인 지원 시 팀원 1 칸만 작성하시면 되고, 팀원이 4명 이상인 경우 행을 복사해 추가해 주세요. 부족한 부분은 학습 계획으로 보완할 수 있습니다.</w:t>
       </w:r>
     </w:p>
     <w:tbl>
@@ -3510,7 +3748,7 @@
                 <w:sz w:val="18"/>
                 <w:szCs w:val="18"/>
               </w:rPr>
-              <w:t>예) 6/28 ~ 8/31 (8월 둘째 주 휴가)</w:t>
+              <w:t>예) 12/28 ~ 2/28 (설 연휴 주간 제외)</w:t>
             </w:r>
           </w:p>
         </w:tc>
@@ -4218,6 +4456,8 @@
       </w:pPr>
     </w:p>
     <w:sectPr>
+      <w:headerReference w:type="default" r:id="rId7"/>
+      <w:footerReference w:type="default" r:id="rId8"/>
       <w:pgSz w:w="12240" w:h="15840"/>
       <w:pgMar w:top="1080" w:right="1440" w:bottom="1080" w:left="1440" w:header="708" w:footer="708" w:gutter="0"/>
       <w:cols w:space="720"/>
@@ -4225,6 +4465,26 @@
     </w:sectPr>
   </w:body>
 </w:document>
+</file>
+
+<file path=word/footer1.xml><?xml version="1.0" encoding="utf-8"?>
+<w:ftr xmlns:m="http://schemas.openxmlformats.org/officeDocument/2006/math" xmlns:mc="http://schemas.openxmlformats.org/markup-compatibility/2006" xmlns:mo="http://schemas.microsoft.com/office/mac/office/2008/main" xmlns:mv="urn:schemas-microsoft-com:mac:vml" xmlns:o="urn:schemas-microsoft-com:office:office" xmlns:r="http://schemas.openxmlformats.org/officeDocument/2006/relationships" xmlns:v="urn:schemas-microsoft-com:vml" xmlns:w10="urn:schemas-microsoft-com:office:word" xmlns:w14="http://schemas.microsoft.com/office/word/2010/wordml" xmlns:w="http://schemas.openxmlformats.org/wordprocessingml/2006/main" xmlns:wne="http://schemas.microsoft.com/office/word/2006/wordml" xmlns:wp14="http://schemas.microsoft.com/office/word/2010/wordprocessingDrawing" xmlns:wp="http://schemas.openxmlformats.org/drawingml/2006/wordprocessingDrawing" xmlns:wpc="http://schemas.microsoft.com/office/word/2010/wordprocessingCanvas" xmlns:wpg="http://schemas.microsoft.com/office/word/2010/wordprocessingGroup" xmlns:wpi="http://schemas.microsoft.com/office/word/2010/wordprocessingInk" xmlns:wps="http://schemas.microsoft.com/office/word/2010/wordprocessingShape" mc:Ignorable="w14 wp14">
+  <w:p>
+    <w:pPr>
+      <w:pStyle w:val="Footer"/>
+    </w:pPr>
+  </w:p>
+</w:ftr>
+</file>
+
+<file path=word/header1.xml><?xml version="1.0" encoding="utf-8"?>
+<w:hdr xmlns:m="http://schemas.openxmlformats.org/officeDocument/2006/math" xmlns:mc="http://schemas.openxmlformats.org/markup-compatibility/2006" xmlns:mo="http://schemas.microsoft.com/office/mac/office/2008/main" xmlns:mv="urn:schemas-microsoft-com:mac:vml" xmlns:o="urn:schemas-microsoft-com:office:office" xmlns:r="http://schemas.openxmlformats.org/officeDocument/2006/relationships" xmlns:v="urn:schemas-microsoft-com:vml" xmlns:w10="urn:schemas-microsoft-com:office:word" xmlns:w14="http://schemas.microsoft.com/office/word/2010/wordml" xmlns:w="http://schemas.openxmlformats.org/wordprocessingml/2006/main" xmlns:wne="http://schemas.microsoft.com/office/word/2006/wordml" xmlns:wp14="http://schemas.microsoft.com/office/word/2010/wordprocessingDrawing" xmlns:wp="http://schemas.openxmlformats.org/drawingml/2006/wordprocessingDrawing" xmlns:wpc="http://schemas.microsoft.com/office/word/2010/wordprocessingCanvas" xmlns:wpg="http://schemas.microsoft.com/office/word/2010/wordprocessingGroup" xmlns:wpi="http://schemas.microsoft.com/office/word/2010/wordprocessingInk" xmlns:wps="http://schemas.microsoft.com/office/word/2010/wordprocessingShape" mc:Ignorable="w14 wp14">
+  <w:p>
+    <w:pPr>
+      <w:pStyle w:val="Header"/>
+    </w:pPr>
+  </w:p>
+</w:hdr>
 </file>
 
 <file path=word/numbering.xml><?xml version="1.0" encoding="utf-8"?>
